--- a/corpus/synthetic/shape-extraction__013.docx
+++ b/corpus/synthetic/shape-extraction__013.docx
@@ -28,49 +28,24 @@
                     <a:prstGeom prst="rect">
                       <a:avLst/>
                     </a:prstGeom>
+                    <a:ln w="6096">
+                      <a:solidFill>
+                        <a:srgbClr val="000000"/>
+                      </a:solidFill>
+                      <a:prstDash val="solid"/>
+                    </a:ln>
                   </wps:spPr>
                   <wps:txbx>
                     <w:txbxContent>
                       <w:p>
                         <w:r>
-                          <w:t>card</w:t>
+                          <w:t>term</w:t>
                         </w:r>
                       </w:p>
                     </w:txbxContent>
                   </wps:txbx>
                   <wps:bodyPr/>
                 </wps:wsp>
-              </a:graphicData>
-            </a:graphic>
-          </wp:anchor>
-        </w:drawing>
-      </w:r>
-      <w:r>
-        <w:drawing>
-          <wp:anchor behindDoc="0" simplePos="0" locked="0" layoutInCell="1" allowOverlap="1">
-            <wp:simplePos x="0" y="0"/>
-            <wp:positionH relativeFrom="column">
-              <wp:posOffset>100000</wp:posOffset>
-            </wp:positionH>
-            <wp:positionV relativeFrom="paragraph">
-              <wp:posOffset>200000</wp:posOffset>
-            </wp:positionV>
-            <wp:extent cx="952500" cy="952500"/>
-            <wp:wrapNone/>
-            <wp:docPr id="7" name="Shape 7"/>
-            <a:graphic>
-              <a:graphicData uri="http://schemas.openxmlformats.org/drawingml/2006/picture">
-                <pic:pic>
-                  <pic:blipFill>
-                    <a:blip r:embed="rId10"/>
-                  </pic:blipFill>
-                  <pic:spPr>
-                    <a:xfrm rot="-2700000">
-                      <a:off x="0" y="0"/>
-                      <a:ext cx="476250" cy="238125"/>
-                    </a:xfrm>
-                  </pic:spPr>
-                </pic:pic>
               </a:graphicData>
             </a:graphic>
           </wp:anchor>
